--- a/docs/Ofori_Prince_Phase1_Methods_R08.docx
+++ b/docs/Ofori_Prince_Phase1_Methods_R08.docx
@@ -2331,7 +2331,7 @@
           <w:color w:val="000000"/>
           <w:sz w:val="24"/>
         </w:rPr>
-        <w:t>The full pipeline (kab_pipeline.py) and the fold-level export (fold_level_results.csv) are provided. The repository is to be made accessible to the verifier with the commit hash recorded here: [INSERT COMMIT HASH]. The KNUST dataset is restricted under HuSSREC terms; the Alzubaidi dataset is public at doi:10.17632/fbs9mgmh4y.3.</w:t>
+        <w:t>The full pipeline (kab_pipeline.py) and the fold-level export (fold_level_results.csv) are provided. The repository is to be made accessible to the verifier with the commit hash recorded here: 369cfee5643953dd7cbc2ebfd9e17939c574bb50. The KNUST dataset is restricted under HuSSREC terms; the Alzubaidi dataset is public at doi:10.17632/fbs9mgmh4y.3.</w:t>
       </w:r>
     </w:p>
     <w:sectPr>
